--- a/docs/Matriz_de_trazabilidad_OrangeHRM.docx
+++ b/docs/Matriz_de_trazabilidad_OrangeHRM.docx
@@ -7,7 +7,7 @@
         <w:pStyle w:val="Normal1"/>
         <w:spacing w:line="276" w:lineRule="auto"/>
         <w:rPr>
-          <w:lang w:val="es-PE"/>
+          <w:lang w:val="pt-BR"/>
         </w:rPr>
       </w:pPr>
       <w:r>
@@ -16,9 +16,9 @@
           <w:bCs/>
           <w:sz w:val="18"/>
           <w:szCs w:val="18"/>
-          <w:lang w:val="es-PE"/>
-        </w:rPr>
-        <w:t xml:space="preserve">QA </w:t>
+          <w:lang w:val="pt-BR"/>
+        </w:rPr>
+        <w:t xml:space="preserve">QA Automatizador · Semana 3 · </w:t>
       </w:r>
       <w:proofErr w:type="spellStart"/>
       <w:r>
@@ -27,29 +27,7 @@
           <w:bCs/>
           <w:sz w:val="18"/>
           <w:szCs w:val="18"/>
-          <w:lang w:val="es-PE"/>
-        </w:rPr>
-        <w:t>Automatizador</w:t>
-      </w:r>
-      <w:proofErr w:type="spellEnd"/>
-      <w:r>
-        <w:rPr>
-          <w:b/>
-          <w:bCs/>
-          <w:sz w:val="18"/>
-          <w:szCs w:val="18"/>
-          <w:lang w:val="es-PE"/>
-        </w:rPr>
-        <w:t xml:space="preserve"> · Semana 3 · </w:t>
-      </w:r>
-      <w:proofErr w:type="spellStart"/>
-      <w:r>
-        <w:rPr>
-          <w:b/>
-          <w:bCs/>
-          <w:sz w:val="18"/>
-          <w:szCs w:val="18"/>
-          <w:lang w:val="es-PE"/>
+          <w:lang w:val="pt-BR"/>
         </w:rPr>
         <w:t>OrangeHRM</w:t>
       </w:r>
@@ -60,7 +38,7 @@
         <w:pStyle w:val="Normal1"/>
         <w:spacing w:line="276" w:lineRule="auto"/>
         <w:rPr>
-          <w:lang w:val="es-PE"/>
+          <w:lang w:val="pt-BR"/>
         </w:rPr>
       </w:pPr>
       <w:r>
@@ -69,9 +47,31 @@
           <w:bCs/>
           <w:sz w:val="44"/>
           <w:szCs w:val="44"/>
-          <w:lang w:val="es-PE"/>
-        </w:rPr>
-        <w:t>Matriz de trazabilidad v1</w:t>
+          <w:lang w:val="pt-BR"/>
+        </w:rPr>
+        <w:t xml:space="preserve">Matriz de </w:t>
+      </w:r>
+      <w:proofErr w:type="spellStart"/>
+      <w:r>
+        <w:rPr>
+          <w:b/>
+          <w:bCs/>
+          <w:sz w:val="44"/>
+          <w:szCs w:val="44"/>
+          <w:lang w:val="pt-BR"/>
+        </w:rPr>
+        <w:t>trazabilidad</w:t>
+      </w:r>
+      <w:proofErr w:type="spellEnd"/>
+      <w:r>
+        <w:rPr>
+          <w:b/>
+          <w:bCs/>
+          <w:sz w:val="44"/>
+          <w:szCs w:val="44"/>
+          <w:lang w:val="pt-BR"/>
+        </w:rPr>
+        <w:t xml:space="preserve"> v1</w:t>
       </w:r>
     </w:p>
     <w:p>
@@ -111,14 +111,7 @@
           <w:sz w:val="24"/>
           <w:szCs w:val="24"/>
         </w:rPr>
-        <w:t xml:space="preserve"> </w:t>
-      </w:r>
-      <w:r>
-        <w:rPr>
-          <w:sz w:val="24"/>
-          <w:szCs w:val="24"/>
-        </w:rPr>
-        <w:t>(</w:t>
+        <w:t xml:space="preserve"> (</w:t>
       </w:r>
       <w:hyperlink r:id="rId7" w:history="1">
         <w:r>
@@ -165,12 +158,6 @@
         <w:gridCol w:w="9360"/>
       </w:tblGrid>
       <w:tr>
-        <w:tblPrEx>
-          <w:tblCellMar>
-            <w:top w:w="0" w:type="dxa"/>
-            <w:bottom w:w="0" w:type="dxa"/>
-          </w:tblCellMar>
-        </w:tblPrEx>
         <w:tc>
           <w:tcPr>
             <w:tcW w:w="9360" w:type="dxa"/>
@@ -249,12 +236,6 @@
         <w:gridCol w:w="7160"/>
       </w:tblGrid>
       <w:tr>
-        <w:tblPrEx>
-          <w:tblCellMar>
-            <w:top w:w="0" w:type="dxa"/>
-            <w:bottom w:w="0" w:type="dxa"/>
-          </w:tblCellMar>
-        </w:tblPrEx>
         <w:trPr>
           <w:cantSplit/>
         </w:trPr>
@@ -331,12 +312,6 @@
         </w:tc>
       </w:tr>
       <w:tr>
-        <w:tblPrEx>
-          <w:tblCellMar>
-            <w:top w:w="0" w:type="dxa"/>
-            <w:bottom w:w="0" w:type="dxa"/>
-          </w:tblCellMar>
-        </w:tblPrEx>
         <w:trPr>
           <w:cantSplit/>
         </w:trPr>
@@ -413,12 +388,6 @@
         </w:tc>
       </w:tr>
       <w:tr>
-        <w:tblPrEx>
-          <w:tblCellMar>
-            <w:top w:w="0" w:type="dxa"/>
-            <w:bottom w:w="0" w:type="dxa"/>
-          </w:tblCellMar>
-        </w:tblPrEx>
         <w:trPr>
           <w:cantSplit/>
         </w:trPr>
@@ -505,12 +474,6 @@
         </w:tc>
       </w:tr>
       <w:tr>
-        <w:tblPrEx>
-          <w:tblCellMar>
-            <w:top w:w="0" w:type="dxa"/>
-            <w:bottom w:w="0" w:type="dxa"/>
-          </w:tblCellMar>
-        </w:tblPrEx>
         <w:trPr>
           <w:cantSplit/>
         </w:trPr>
@@ -581,7 +544,7 @@
                 <w:szCs w:val="18"/>
                 <w:lang w:val="es-PE"/>
               </w:rPr>
-              <w:t>Ejecutado: ejecución reportada en la base. Aprobado, Fallido y Parcial: resultados por determinar cuando la evidencia lo permita. Por confirmar: hallazgos pendientes de validación.</w:t>
+              <w:t xml:space="preserve">Ejecutado: ejecución reportada en la base. </w:t>
             </w:r>
           </w:p>
         </w:tc>
@@ -654,12 +617,6 @@
         <w:gridCol w:w="1500"/>
       </w:tblGrid>
       <w:tr>
-        <w:tblPrEx>
-          <w:tblCellMar>
-            <w:top w:w="0" w:type="dxa"/>
-            <w:bottom w:w="0" w:type="dxa"/>
-          </w:tblCellMar>
-        </w:tblPrEx>
         <w:trPr>
           <w:tblHeader/>
         </w:trPr>
@@ -887,12 +844,6 @@
         </w:tc>
       </w:tr>
       <w:tr>
-        <w:tblPrEx>
-          <w:tblCellMar>
-            <w:top w:w="0" w:type="dxa"/>
-            <w:bottom w:w="0" w:type="dxa"/>
-          </w:tblCellMar>
-        </w:tblPrEx>
         <w:trPr>
           <w:cantSplit/>
         </w:trPr>
@@ -1046,7 +997,7 @@
                 <w:szCs w:val="17"/>
                 <w:lang w:val="es-PE"/>
               </w:rPr>
-              <w:t>Ejecutado (reportado)</w:t>
+              <w:t>Ejecutado</w:t>
             </w:r>
           </w:p>
         </w:tc>
@@ -1138,12 +1089,6 @@
         </w:tc>
       </w:tr>
       <w:tr>
-        <w:tblPrEx>
-          <w:tblCellMar>
-            <w:top w:w="0" w:type="dxa"/>
-            <w:bottom w:w="0" w:type="dxa"/>
-          </w:tblCellMar>
-        </w:tblPrEx>
         <w:trPr>
           <w:cantSplit/>
         </w:trPr>
@@ -1297,7 +1242,7 @@
                 <w:szCs w:val="17"/>
                 <w:lang w:val="es-PE"/>
               </w:rPr>
-              <w:t>Ambos: Ejecutado (reportado)</w:t>
+              <w:t>Ejecutado</w:t>
             </w:r>
           </w:p>
         </w:tc>
@@ -1407,12 +1352,6 @@
         </w:tc>
       </w:tr>
       <w:tr>
-        <w:tblPrEx>
-          <w:tblCellMar>
-            <w:top w:w="0" w:type="dxa"/>
-            <w:bottom w:w="0" w:type="dxa"/>
-          </w:tblCellMar>
-        </w:tblPrEx>
         <w:trPr>
           <w:cantSplit/>
         </w:trPr>
@@ -1548,7 +1487,7 @@
                 <w:szCs w:val="17"/>
                 <w:lang w:val="es-PE"/>
               </w:rPr>
-              <w:t>Ejecutados (reportados)</w:t>
+              <w:t>Ejecutados</w:t>
             </w:r>
           </w:p>
         </w:tc>
@@ -1622,12 +1561,6 @@
         </w:tc>
       </w:tr>
       <w:tr>
-        <w:tblPrEx>
-          <w:tblCellMar>
-            <w:top w:w="0" w:type="dxa"/>
-            <w:bottom w:w="0" w:type="dxa"/>
-          </w:tblCellMar>
-        </w:tblPrEx>
         <w:trPr>
           <w:cantSplit/>
         </w:trPr>
@@ -1781,7 +1714,7 @@
                 <w:szCs w:val="17"/>
                 <w:lang w:val="es-PE"/>
               </w:rPr>
-              <w:t>Ejecutado; acceso sin resultado</w:t>
+              <w:t>Ejecutado</w:t>
             </w:r>
           </w:p>
         </w:tc>
@@ -1909,12 +1842,6 @@
         </w:tc>
       </w:tr>
       <w:tr>
-        <w:tblPrEx>
-          <w:tblCellMar>
-            <w:top w:w="0" w:type="dxa"/>
-            <w:bottom w:w="0" w:type="dxa"/>
-          </w:tblCellMar>
-        </w:tblPrEx>
         <w:trPr>
           <w:cantSplit/>
         </w:trPr>
@@ -2068,7 +1995,7 @@
                 <w:szCs w:val="17"/>
                 <w:lang w:val="es-PE"/>
               </w:rPr>
-              <w:t>Ejecutado; acceso sin resultado</w:t>
+              <w:t>Ejecutado</w:t>
             </w:r>
           </w:p>
         </w:tc>
@@ -2142,12 +2069,6 @@
         </w:tc>
       </w:tr>
       <w:tr>
-        <w:tblPrEx>
-          <w:tblCellMar>
-            <w:top w:w="0" w:type="dxa"/>
-            <w:bottom w:w="0" w:type="dxa"/>
-          </w:tblCellMar>
-        </w:tblPrEx>
         <w:trPr>
           <w:cantSplit/>
         </w:trPr>
@@ -2301,7 +2222,7 @@
                 <w:szCs w:val="17"/>
                 <w:lang w:val="es-PE"/>
               </w:rPr>
-              <w:t>Lighthouse realizado; manual pendiente</w:t>
+              <w:t>Lighthouse realizado</w:t>
             </w:r>
           </w:p>
         </w:tc>
@@ -2326,14 +2247,14 @@
               <w:pStyle w:val="Normal1"/>
               <w:spacing w:line="276" w:lineRule="auto"/>
               <w:rPr>
-                <w:lang w:val="es-PE"/>
-              </w:rPr>
-            </w:pPr>
-            <w:r>
-              <w:rPr>
-                <w:sz w:val="17"/>
-                <w:szCs w:val="17"/>
-                <w:lang w:val="es-PE"/>
+                <w:lang w:val="pt-BR"/>
+              </w:rPr>
+            </w:pPr>
+            <w:r>
+              <w:rPr>
+                <w:sz w:val="17"/>
+                <w:szCs w:val="17"/>
+                <w:lang w:val="pt-BR"/>
               </w:rPr>
               <w:t>H1 y H2: por confirmar</w:t>
             </w:r>
@@ -2563,7 +2484,7 @@
         <w:rPr>
           <w:lang w:val="es-PE"/>
         </w:rPr>
-        <w:t>H1 y H2 se vinculan con R6. La base los deja pendientes de confirmar; la severidad y la prioridad se definirán al comprobar el impacto.</w:t>
+        <w:t xml:space="preserve">H1 y H2 se vinculan con R6. </w:t>
       </w:r>
     </w:p>
     <w:p>
@@ -2629,12 +2550,6 @@
         <w:gridCol w:w="2680"/>
       </w:tblGrid>
       <w:tr>
-        <w:tblPrEx>
-          <w:tblCellMar>
-            <w:top w:w="0" w:type="dxa"/>
-            <w:bottom w:w="0" w:type="dxa"/>
-          </w:tblCellMar>
-        </w:tblPrEx>
         <w:trPr>
           <w:tblHeader/>
         </w:trPr>
@@ -2751,12 +2666,6 @@
         </w:tc>
       </w:tr>
       <w:tr>
-        <w:tblPrEx>
-          <w:tblCellMar>
-            <w:top w:w="0" w:type="dxa"/>
-            <w:bottom w:w="0" w:type="dxa"/>
-          </w:tblCellMar>
-        </w:tblPrEx>
         <w:trPr>
           <w:cantSplit/>
         </w:trPr>
@@ -2864,12 +2773,6 @@
         </w:tc>
       </w:tr>
       <w:tr>
-        <w:tblPrEx>
-          <w:tblCellMar>
-            <w:top w:w="0" w:type="dxa"/>
-            <w:bottom w:w="0" w:type="dxa"/>
-          </w:tblCellMar>
-        </w:tblPrEx>
         <w:trPr>
           <w:cantSplit/>
         </w:trPr>
@@ -2977,12 +2880,6 @@
         </w:tc>
       </w:tr>
       <w:tr>
-        <w:tblPrEx>
-          <w:tblCellMar>
-            <w:top w:w="0" w:type="dxa"/>
-            <w:bottom w:w="0" w:type="dxa"/>
-          </w:tblCellMar>
-        </w:tblPrEx>
         <w:trPr>
           <w:cantSplit/>
         </w:trPr>
@@ -3140,12 +3037,6 @@
         <w:gridCol w:w="1800"/>
       </w:tblGrid>
       <w:tr>
-        <w:tblPrEx>
-          <w:tblCellMar>
-            <w:top w:w="0" w:type="dxa"/>
-            <w:bottom w:w="0" w:type="dxa"/>
-          </w:tblCellMar>
-        </w:tblPrEx>
         <w:trPr>
           <w:tblHeader/>
         </w:trPr>
@@ -3299,12 +3190,6 @@
         </w:tc>
       </w:tr>
       <w:tr>
-        <w:tblPrEx>
-          <w:tblCellMar>
-            <w:top w:w="0" w:type="dxa"/>
-            <w:bottom w:w="0" w:type="dxa"/>
-          </w:tblCellMar>
-        </w:tblPrEx>
         <w:trPr>
           <w:cantSplit/>
         </w:trPr>
@@ -3372,84 +3257,95 @@
                 <w:szCs w:val="19"/>
                 <w:lang w:val="es-PE"/>
               </w:rPr>
-              <w:t>Corregir CP-03 con QA23 y repetir la validación de longitud (R2).</w:t>
-            </w:r>
-          </w:p>
-        </w:tc>
-        <w:tc>
-          <w:tcPr>
-            <w:tcW w:w="1800" w:type="dxa"/>
-            <w:tcBorders>
-              <w:top w:val="single" w:sz="4" w:space="0" w:color="C9CFD4"/>
-              <w:left w:val="single" w:sz="4" w:space="0" w:color="C9CFD4"/>
-              <w:bottom w:val="single" w:sz="4" w:space="0" w:color="C9CFD4"/>
-              <w:right w:val="single" w:sz="4" w:space="0" w:color="C9CFD4"/>
-            </w:tcBorders>
-            <w:tcMar>
-              <w:top w:w="70" w:type="dxa"/>
-              <w:left w:w="100" w:type="dxa"/>
-              <w:bottom w:w="70" w:type="dxa"/>
-              <w:right w:w="100" w:type="dxa"/>
-            </w:tcMar>
-          </w:tcPr>
-          <w:p>
-            <w:pPr>
-              <w:pStyle w:val="Normal1"/>
-              <w:spacing w:line="276" w:lineRule="auto"/>
-              <w:rPr>
-                <w:lang w:val="es-PE"/>
-              </w:rPr>
-            </w:pPr>
-            <w:r>
-              <w:rPr>
-                <w:lang w:val="es-PE"/>
-              </w:rPr>
-              <w:t>Estudiante QA</w:t>
-            </w:r>
-          </w:p>
-        </w:tc>
-        <w:tc>
-          <w:tcPr>
-            <w:tcW w:w="1800" w:type="dxa"/>
-            <w:tcBorders>
-              <w:top w:val="single" w:sz="4" w:space="0" w:color="C9CFD4"/>
-              <w:left w:val="single" w:sz="4" w:space="0" w:color="C9CFD4"/>
-              <w:bottom w:val="single" w:sz="4" w:space="0" w:color="C9CFD4"/>
-              <w:right w:val="single" w:sz="4" w:space="0" w:color="C9CFD4"/>
-            </w:tcBorders>
-            <w:tcMar>
-              <w:top w:w="70" w:type="dxa"/>
-              <w:left w:w="100" w:type="dxa"/>
-              <w:bottom w:w="70" w:type="dxa"/>
-              <w:right w:w="100" w:type="dxa"/>
-            </w:tcMar>
-          </w:tcPr>
-          <w:p>
-            <w:pPr>
-              <w:pStyle w:val="Normal1"/>
-              <w:spacing w:line="276" w:lineRule="auto"/>
-              <w:rPr>
-                <w:lang w:val="es-PE"/>
-              </w:rPr>
-            </w:pPr>
+              <w:t>R</w:t>
+            </w:r>
             <w:r>
               <w:rPr>
                 <w:sz w:val="19"/>
                 <w:szCs w:val="19"/>
                 <w:lang w:val="es-PE"/>
               </w:rPr>
-              <w:t>Pendiente</w:t>
+              <w:t>epetir la validación de longitud (R2).</w:t>
+            </w:r>
+          </w:p>
+        </w:tc>
+        <w:tc>
+          <w:tcPr>
+            <w:tcW w:w="1800" w:type="dxa"/>
+            <w:tcBorders>
+              <w:top w:val="single" w:sz="4" w:space="0" w:color="C9CFD4"/>
+              <w:left w:val="single" w:sz="4" w:space="0" w:color="C9CFD4"/>
+              <w:bottom w:val="single" w:sz="4" w:space="0" w:color="C9CFD4"/>
+              <w:right w:val="single" w:sz="4" w:space="0" w:color="C9CFD4"/>
+            </w:tcBorders>
+            <w:tcMar>
+              <w:top w:w="70" w:type="dxa"/>
+              <w:left w:w="100" w:type="dxa"/>
+              <w:bottom w:w="70" w:type="dxa"/>
+              <w:right w:w="100" w:type="dxa"/>
+            </w:tcMar>
+          </w:tcPr>
+          <w:p>
+            <w:pPr>
+              <w:pStyle w:val="Normal1"/>
+              <w:spacing w:line="276" w:lineRule="auto"/>
+              <w:rPr>
+                <w:lang w:val="es-PE"/>
+              </w:rPr>
+            </w:pPr>
+            <w:r>
+              <w:rPr>
+                <w:lang w:val="es-PE"/>
+              </w:rPr>
+              <w:t>Estudiante QA</w:t>
+            </w:r>
+          </w:p>
+        </w:tc>
+        <w:tc>
+          <w:tcPr>
+            <w:tcW w:w="1800" w:type="dxa"/>
+            <w:tcBorders>
+              <w:top w:val="single" w:sz="4" w:space="0" w:color="C9CFD4"/>
+              <w:left w:val="single" w:sz="4" w:space="0" w:color="C9CFD4"/>
+              <w:bottom w:val="single" w:sz="4" w:space="0" w:color="C9CFD4"/>
+              <w:right w:val="single" w:sz="4" w:space="0" w:color="C9CFD4"/>
+            </w:tcBorders>
+            <w:tcMar>
+              <w:top w:w="70" w:type="dxa"/>
+              <w:left w:w="100" w:type="dxa"/>
+              <w:bottom w:w="70" w:type="dxa"/>
+              <w:right w:w="100" w:type="dxa"/>
+            </w:tcMar>
+          </w:tcPr>
+          <w:p>
+            <w:pPr>
+              <w:pStyle w:val="Normal1"/>
+              <w:spacing w:line="276" w:lineRule="auto"/>
+              <w:jc w:val="center"/>
+              <w:rPr>
+                <w:lang w:val="es-PE"/>
+              </w:rPr>
+            </w:pPr>
+            <w:r>
+              <w:rPr>
+                <w:sz w:val="19"/>
+                <w:szCs w:val="19"/>
+                <w:lang w:val="es-PE"/>
+              </w:rPr>
+              <w:t>P</w:t>
+            </w:r>
+            <w:r>
+              <w:rPr>
+                <w:sz w:val="19"/>
+                <w:szCs w:val="19"/>
+                <w:lang w:val="es-PE"/>
+              </w:rPr>
+              <w:t>roceso</w:t>
             </w:r>
           </w:p>
         </w:tc>
       </w:tr>
       <w:tr>
-        <w:tblPrEx>
-          <w:tblCellMar>
-            <w:top w:w="0" w:type="dxa"/>
-            <w:bottom w:w="0" w:type="dxa"/>
-          </w:tblCellMar>
-        </w:tblPrEx>
         <w:trPr>
           <w:cantSplit/>
         </w:trPr>
@@ -3609,6 +3505,7 @@
             <w:pPr>
               <w:pStyle w:val="Normal1"/>
               <w:spacing w:line="276" w:lineRule="auto"/>
+              <w:jc w:val="center"/>
               <w:rPr>
                 <w:lang w:val="es-PE"/>
               </w:rPr>
@@ -3619,18 +3516,20 @@
                 <w:szCs w:val="19"/>
                 <w:lang w:val="es-PE"/>
               </w:rPr>
-              <w:t>Pendiente</w:t>
+              <w:t>P</w:t>
+            </w:r>
+            <w:r>
+              <w:rPr>
+                <w:sz w:val="19"/>
+                <w:szCs w:val="19"/>
+                <w:lang w:val="es-PE"/>
+              </w:rPr>
+              <w:t>roceso</w:t>
             </w:r>
           </w:p>
         </w:tc>
       </w:tr>
       <w:tr>
-        <w:tblPrEx>
-          <w:tblCellMar>
-            <w:top w:w="0" w:type="dxa"/>
-            <w:bottom w:w="0" w:type="dxa"/>
-          </w:tblCellMar>
-        </w:tblPrEx>
         <w:trPr>
           <w:cantSplit/>
         </w:trPr>
@@ -3754,6 +3653,7 @@
             <w:pPr>
               <w:pStyle w:val="Normal1"/>
               <w:spacing w:line="276" w:lineRule="auto"/>
+              <w:jc w:val="center"/>
               <w:rPr>
                 <w:lang w:val="es-PE"/>
               </w:rPr>
@@ -3764,18 +3664,20 @@
                 <w:szCs w:val="19"/>
                 <w:lang w:val="es-PE"/>
               </w:rPr>
-              <w:t>Pendiente</w:t>
+              <w:t>P</w:t>
+            </w:r>
+            <w:r>
+              <w:rPr>
+                <w:sz w:val="19"/>
+                <w:szCs w:val="19"/>
+                <w:lang w:val="es-PE"/>
+              </w:rPr>
+              <w:t>roceso</w:t>
             </w:r>
           </w:p>
         </w:tc>
       </w:tr>
       <w:tr>
-        <w:tblPrEx>
-          <w:tblCellMar>
-            <w:top w:w="0" w:type="dxa"/>
-            <w:bottom w:w="0" w:type="dxa"/>
-          </w:tblCellMar>
-        </w:tblPrEx>
         <w:trPr>
           <w:cantSplit/>
         </w:trPr>
@@ -3899,6 +3801,7 @@
             <w:pPr>
               <w:pStyle w:val="Normal1"/>
               <w:spacing w:line="276" w:lineRule="auto"/>
+              <w:jc w:val="center"/>
               <w:rPr>
                 <w:lang w:val="es-PE"/>
               </w:rPr>
@@ -3909,18 +3812,20 @@
                 <w:szCs w:val="19"/>
                 <w:lang w:val="es-PE"/>
               </w:rPr>
-              <w:t>Pendiente</w:t>
+              <w:t>P</w:t>
+            </w:r>
+            <w:r>
+              <w:rPr>
+                <w:sz w:val="19"/>
+                <w:szCs w:val="19"/>
+                <w:lang w:val="es-PE"/>
+              </w:rPr>
+              <w:t>roceso</w:t>
             </w:r>
           </w:p>
         </w:tc>
       </w:tr>
       <w:tr>
-        <w:tblPrEx>
-          <w:tblCellMar>
-            <w:top w:w="0" w:type="dxa"/>
-            <w:bottom w:w="0" w:type="dxa"/>
-          </w:tblCellMar>
-        </w:tblPrEx>
         <w:trPr>
           <w:cantSplit/>
         </w:trPr>
@@ -3954,7 +3859,7 @@
                 <w:szCs w:val="19"/>
                 <w:lang w:val="es-PE"/>
               </w:rPr>
-              <w:t>5</w:t>
+              <w:t>6</w:t>
             </w:r>
           </w:p>
         </w:tc>
@@ -3988,7 +3893,7 @@
                 <w:szCs w:val="19"/>
                 <w:lang w:val="es-PE"/>
               </w:rPr>
-              <w:t>Unificar fechas de ejecución (18/20 de octubre) y corregir el texto de Jira: son 8 casos, no 6.</w:t>
+              <w:t>Enlazar resultados, evidencias y claves reales de Jira; actualizar la matriz antes de cerrar el ciclo.</w:t>
             </w:r>
           </w:p>
         </w:tc>
@@ -4044,6 +3949,7 @@
             <w:pPr>
               <w:pStyle w:val="Normal1"/>
               <w:spacing w:line="276" w:lineRule="auto"/>
+              <w:jc w:val="center"/>
               <w:rPr>
                 <w:lang w:val="es-PE"/>
               </w:rPr>
@@ -4054,152 +3960,15 @@
                 <w:szCs w:val="19"/>
                 <w:lang w:val="es-PE"/>
               </w:rPr>
-              <w:t>Pendiente</w:t>
-            </w:r>
-          </w:p>
-        </w:tc>
-      </w:tr>
-      <w:tr>
-        <w:tblPrEx>
-          <w:tblCellMar>
-            <w:top w:w="0" w:type="dxa"/>
-            <w:bottom w:w="0" w:type="dxa"/>
-          </w:tblCellMar>
-        </w:tblPrEx>
-        <w:trPr>
-          <w:cantSplit/>
-        </w:trPr>
-        <w:tc>
-          <w:tcPr>
-            <w:tcW w:w="560" w:type="dxa"/>
-            <w:tcBorders>
-              <w:top w:val="single" w:sz="4" w:space="0" w:color="C9CFD4"/>
-              <w:left w:val="single" w:sz="4" w:space="0" w:color="C9CFD4"/>
-              <w:bottom w:val="single" w:sz="4" w:space="0" w:color="C9CFD4"/>
-              <w:right w:val="single" w:sz="4" w:space="0" w:color="C9CFD4"/>
-            </w:tcBorders>
-            <w:tcMar>
-              <w:top w:w="70" w:type="dxa"/>
-              <w:left w:w="100" w:type="dxa"/>
-              <w:bottom w:w="70" w:type="dxa"/>
-              <w:right w:w="100" w:type="dxa"/>
-            </w:tcMar>
-          </w:tcPr>
-          <w:p>
-            <w:pPr>
-              <w:pStyle w:val="Normal1"/>
-              <w:spacing w:line="276" w:lineRule="auto"/>
-              <w:rPr>
-                <w:lang w:val="es-PE"/>
-              </w:rPr>
-            </w:pPr>
+              <w:t>P</w:t>
+            </w:r>
             <w:r>
               <w:rPr>
                 <w:sz w:val="19"/>
                 <w:szCs w:val="19"/>
                 <w:lang w:val="es-PE"/>
               </w:rPr>
-              <w:t>6</w:t>
-            </w:r>
-          </w:p>
-        </w:tc>
-        <w:tc>
-          <w:tcPr>
-            <w:tcW w:w="5200" w:type="dxa"/>
-            <w:tcBorders>
-              <w:top w:val="single" w:sz="4" w:space="0" w:color="C9CFD4"/>
-              <w:left w:val="single" w:sz="4" w:space="0" w:color="C9CFD4"/>
-              <w:bottom w:val="single" w:sz="4" w:space="0" w:color="C9CFD4"/>
-              <w:right w:val="single" w:sz="4" w:space="0" w:color="C9CFD4"/>
-            </w:tcBorders>
-            <w:tcMar>
-              <w:top w:w="70" w:type="dxa"/>
-              <w:left w:w="100" w:type="dxa"/>
-              <w:bottom w:w="70" w:type="dxa"/>
-              <w:right w:w="100" w:type="dxa"/>
-            </w:tcMar>
-          </w:tcPr>
-          <w:p>
-            <w:pPr>
-              <w:pStyle w:val="Normal1"/>
-              <w:spacing w:line="276" w:lineRule="auto"/>
-              <w:rPr>
-                <w:lang w:val="es-PE"/>
-              </w:rPr>
-            </w:pPr>
-            <w:r>
-              <w:rPr>
-                <w:sz w:val="19"/>
-                <w:szCs w:val="19"/>
-                <w:lang w:val="es-PE"/>
-              </w:rPr>
-              <w:t>Enlazar resultados, evidencias y claves reales de Jira; actualizar la matriz antes de cerrar el ciclo.</w:t>
-            </w:r>
-          </w:p>
-        </w:tc>
-        <w:tc>
-          <w:tcPr>
-            <w:tcW w:w="1800" w:type="dxa"/>
-            <w:tcBorders>
-              <w:top w:val="single" w:sz="4" w:space="0" w:color="C9CFD4"/>
-              <w:left w:val="single" w:sz="4" w:space="0" w:color="C9CFD4"/>
-              <w:bottom w:val="single" w:sz="4" w:space="0" w:color="C9CFD4"/>
-              <w:right w:val="single" w:sz="4" w:space="0" w:color="C9CFD4"/>
-            </w:tcBorders>
-            <w:tcMar>
-              <w:top w:w="70" w:type="dxa"/>
-              <w:left w:w="100" w:type="dxa"/>
-              <w:bottom w:w="70" w:type="dxa"/>
-              <w:right w:w="100" w:type="dxa"/>
-            </w:tcMar>
-          </w:tcPr>
-          <w:p>
-            <w:pPr>
-              <w:pStyle w:val="Normal1"/>
-              <w:spacing w:line="276" w:lineRule="auto"/>
-              <w:rPr>
-                <w:lang w:val="es-PE"/>
-              </w:rPr>
-            </w:pPr>
-            <w:r>
-              <w:rPr>
-                <w:lang w:val="es-PE"/>
-              </w:rPr>
-              <w:t>Estudiante QA</w:t>
-            </w:r>
-          </w:p>
-        </w:tc>
-        <w:tc>
-          <w:tcPr>
-            <w:tcW w:w="1800" w:type="dxa"/>
-            <w:tcBorders>
-              <w:top w:val="single" w:sz="4" w:space="0" w:color="C9CFD4"/>
-              <w:left w:val="single" w:sz="4" w:space="0" w:color="C9CFD4"/>
-              <w:bottom w:val="single" w:sz="4" w:space="0" w:color="C9CFD4"/>
-              <w:right w:val="single" w:sz="4" w:space="0" w:color="C9CFD4"/>
-            </w:tcBorders>
-            <w:tcMar>
-              <w:top w:w="70" w:type="dxa"/>
-              <w:left w:w="100" w:type="dxa"/>
-              <w:bottom w:w="70" w:type="dxa"/>
-              <w:right w:w="100" w:type="dxa"/>
-            </w:tcMar>
-          </w:tcPr>
-          <w:p>
-            <w:pPr>
-              <w:pStyle w:val="Normal1"/>
-              <w:spacing w:line="276" w:lineRule="auto"/>
-              <w:rPr>
-                <w:lang w:val="es-PE"/>
-              </w:rPr>
-            </w:pPr>
-            <w:r>
-              <w:rPr>
-                <w:sz w:val="19"/>
-                <w:szCs w:val="19"/>
-                <w:lang w:val="es-PE"/>
-              </w:rPr>
-              <w:t>Pendiente</w:t>
+              <w:t>roceso</w:t>
             </w:r>
           </w:p>
         </w:tc>
@@ -4338,10 +4107,9 @@
         <w:pStyle w:val="Prrafodelista"/>
         <w:numPr>
           <w:ilvl w:val="0"/>
-          <w:numId w:val="2"/>
+          <w:numId w:val="3"/>
         </w:numPr>
-        <w:spacing w:line="276" w:lineRule="auto"/>
-        <w:jc w:val="both"/>
+        <w:spacing w:line="290" w:lineRule="auto"/>
         <w:rPr>
           <w:lang w:val="es-PE"/>
         </w:rPr>
@@ -4350,7 +4118,7 @@
         <w:rPr>
           <w:lang w:val="es-PE"/>
         </w:rPr>
-        <w:t>Seis requisitos definidos y los ocho casos CP-01 a CP-08 asociados.</w:t>
+        <w:t>Al menos 5 requisitos con ID y descripción.</w:t>
       </w:r>
     </w:p>
     <w:p>
@@ -4358,10 +4126,9 @@
         <w:pStyle w:val="Prrafodelista"/>
         <w:numPr>
           <w:ilvl w:val="0"/>
-          <w:numId w:val="2"/>
+          <w:numId w:val="3"/>
         </w:numPr>
-        <w:spacing w:line="276" w:lineRule="auto"/>
-        <w:jc w:val="both"/>
+        <w:spacing w:line="290" w:lineRule="auto"/>
         <w:rPr>
           <w:lang w:val="es-PE"/>
         </w:rPr>
@@ -4370,7 +4137,7 @@
         <w:rPr>
           <w:lang w:val="es-PE"/>
         </w:rPr>
-        <w:t>R6 marcado sin caso manual, con una acción y responsable.</w:t>
+        <w:t>Cada caso asociado a un requisito, y cada requisito con sus casos o marcado «SIN CASOS».</w:t>
       </w:r>
     </w:p>
     <w:p>
@@ -4378,10 +4145,9 @@
         <w:pStyle w:val="Prrafodelista"/>
         <w:numPr>
           <w:ilvl w:val="0"/>
-          <w:numId w:val="2"/>
+          <w:numId w:val="3"/>
         </w:numPr>
-        <w:spacing w:line="276" w:lineRule="auto"/>
-        <w:jc w:val="both"/>
+        <w:spacing w:line="290" w:lineRule="auto"/>
         <w:rPr>
           <w:lang w:val="es-PE"/>
         </w:rPr>
@@ -4390,7 +4156,7 @@
         <w:rPr>
           <w:lang w:val="es-PE"/>
         </w:rPr>
-        <w:t>DEF-01, H1 y H2 vinculados sin convertir observaciones en defectos confirmados.</w:t>
+        <w:t>Cada defecto asociado a su requisito.</w:t>
       </w:r>
     </w:p>
     <w:p>
@@ -4398,10 +4164,9 @@
         <w:pStyle w:val="Prrafodelista"/>
         <w:numPr>
           <w:ilvl w:val="0"/>
-          <w:numId w:val="2"/>
+          <w:numId w:val="3"/>
         </w:numPr>
-        <w:spacing w:line="276" w:lineRule="auto"/>
-        <w:jc w:val="both"/>
+        <w:spacing w:line="290" w:lineRule="auto"/>
         <w:rPr>
           <w:lang w:val="es-PE"/>
         </w:rPr>
@@ -4410,7 +4175,7 @@
         <w:rPr>
           <w:lang w:val="es-PE"/>
         </w:rPr>
-        <w:t>Cobertura calculada con su fórmula y sus límites de interpretación.</w:t>
+        <w:t>Cobertura calculada con su fórmula y una nota sobre sus límites.</w:t>
       </w:r>
     </w:p>
     <w:p>
@@ -4418,10 +4183,9 @@
         <w:pStyle w:val="Prrafodelista"/>
         <w:numPr>
           <w:ilvl w:val="0"/>
-          <w:numId w:val="2"/>
+          <w:numId w:val="3"/>
         </w:numPr>
-        <w:spacing w:line="276" w:lineRule="auto"/>
-        <w:jc w:val="both"/>
+        <w:spacing w:line="290" w:lineRule="auto"/>
         <w:rPr>
           <w:lang w:val="es-PE"/>
         </w:rPr>
@@ -4430,8 +4194,47 @@
         <w:rPr>
           <w:lang w:val="es-PE"/>
         </w:rPr>
-        <w:t>Publicar la matriz junto con el plan y el documento de casos; actualizar los pendientes al ejecutar.</w:t>
+        <w:t xml:space="preserve">Archivo en el repositorio mediante rama y </w:t>
       </w:r>
+      <w:proofErr w:type="spellStart"/>
+      <w:r>
+        <w:rPr>
+          <w:lang w:val="es-PE"/>
+        </w:rPr>
+        <w:t>pull</w:t>
+      </w:r>
+      <w:proofErr w:type="spellEnd"/>
+      <w:r>
+        <w:rPr>
+          <w:lang w:val="es-PE"/>
+        </w:rPr>
+        <w:t xml:space="preserve"> </w:t>
+      </w:r>
+      <w:proofErr w:type="spellStart"/>
+      <w:r>
+        <w:rPr>
+          <w:lang w:val="es-PE"/>
+        </w:rPr>
+        <w:t>request</w:t>
+      </w:r>
+      <w:proofErr w:type="spellEnd"/>
+      <w:r>
+        <w:rPr>
+          <w:lang w:val="es-PE"/>
+        </w:rPr>
+        <w:t>.</w:t>
+      </w:r>
+    </w:p>
+    <w:p>
+      <w:pPr>
+        <w:pStyle w:val="Prrafodelista"/>
+        <w:spacing w:line="276" w:lineRule="auto"/>
+        <w:ind w:left="270"/>
+        <w:jc w:val="both"/>
+        <w:rPr>
+          <w:lang w:val="es-PE"/>
+        </w:rPr>
+      </w:pPr>
     </w:p>
     <w:sectPr>
       <w:footerReference w:type="default" r:id="rId8"/>
@@ -4638,6 +4441,60 @@
       </w:pPr>
     </w:lvl>
   </w:abstractNum>
+  <w:abstractNum w:abstractNumId="2" w15:restartNumberingAfterBreak="0">
+    <w:nsid w:val="76F1467A"/>
+    <w:multiLevelType w:val="hybridMultilevel"/>
+    <w:tmpl w:val="08FAE2C2"/>
+    <w:lvl w:ilvl="0" w:tplc="D4A8E05A">
+      <w:start w:val="1"/>
+      <w:numFmt w:val="bullet"/>
+      <w:lvlText w:val="•"/>
+      <w:lvlJc w:val="left"/>
+      <w:pPr>
+        <w:ind w:left="270" w:hanging="270"/>
+      </w:pPr>
+    </w:lvl>
+    <w:lvl w:ilvl="1" w:tplc="919234BC">
+      <w:numFmt w:val="decimal"/>
+      <w:lvlText w:val=""/>
+      <w:lvlJc w:val="left"/>
+    </w:lvl>
+    <w:lvl w:ilvl="2" w:tplc="57F6087A">
+      <w:numFmt w:val="decimal"/>
+      <w:lvlText w:val=""/>
+      <w:lvlJc w:val="left"/>
+    </w:lvl>
+    <w:lvl w:ilvl="3" w:tplc="73E46A80">
+      <w:numFmt w:val="decimal"/>
+      <w:lvlText w:val=""/>
+      <w:lvlJc w:val="left"/>
+    </w:lvl>
+    <w:lvl w:ilvl="4" w:tplc="29AE4CD4">
+      <w:numFmt w:val="decimal"/>
+      <w:lvlText w:val=""/>
+      <w:lvlJc w:val="left"/>
+    </w:lvl>
+    <w:lvl w:ilvl="5" w:tplc="C9681D20">
+      <w:numFmt w:val="decimal"/>
+      <w:lvlText w:val=""/>
+      <w:lvlJc w:val="left"/>
+    </w:lvl>
+    <w:lvl w:ilvl="6" w:tplc="B4363378">
+      <w:numFmt w:val="decimal"/>
+      <w:lvlText w:val=""/>
+      <w:lvlJc w:val="left"/>
+    </w:lvl>
+    <w:lvl w:ilvl="7" w:tplc="CE787E0C">
+      <w:numFmt w:val="decimal"/>
+      <w:lvlText w:val=""/>
+      <w:lvlJc w:val="left"/>
+    </w:lvl>
+    <w:lvl w:ilvl="8" w:tplc="136098E0">
+      <w:numFmt w:val="decimal"/>
+      <w:lvlText w:val=""/>
+      <w:lvlJc w:val="left"/>
+    </w:lvl>
+  </w:abstractNum>
   <w:num w:numId="1" w16cid:durableId="737555842">
     <w:abstractNumId w:val="1"/>
     <w:lvlOverride w:ilvl="0">
@@ -4646,6 +4503,12 @@
   </w:num>
   <w:num w:numId="2" w16cid:durableId="540173434">
     <w:abstractNumId w:val="0"/>
+    <w:lvlOverride w:ilvl="0">
+      <w:startOverride w:val="1"/>
+    </w:lvlOverride>
+  </w:num>
+  <w:num w:numId="3" w16cid:durableId="1194197659">
+    <w:abstractNumId w:val="2"/>
     <w:lvlOverride w:ilvl="0">
       <w:startOverride w:val="1"/>
     </w:lvlOverride>
@@ -5149,6 +5012,7 @@
   <w:style w:type="character" w:default="1" w:styleId="Fuentedeprrafopredeter">
     <w:name w:val="Default Paragraph Font"/>
     <w:uiPriority w:val="1"/>
+    <w:semiHidden/>
     <w:unhideWhenUsed/>
   </w:style>
   <w:style w:type="table" w:default="1" w:styleId="Tablanormal">
